--- a/Design Document.docx
+++ b/Design Document.docx
@@ -1,6 +1,6 @@
 
 <file path=word/document.xml><?xml version="1.0" encoding="utf-8"?>
-<w:document xmlns:wpc="http://schemas.microsoft.com/office/word/2010/wordprocessingCanvas" xmlns:cx="http://schemas.microsoft.com/office/drawing/2014/chartex" xmlns:cx1="http://schemas.microsoft.com/office/drawing/2015/9/8/chartex" xmlns:cx2="http://schemas.microsoft.com/office/drawing/2015/10/21/chartex" xmlns:cx3="http://schemas.microsoft.com/office/drawing/2016/5/9/chartex" xmlns:cx4="http://schemas.microsoft.com/office/drawing/2016/5/10/chartex" xmlns:cx5="http://schemas.microsoft.com/office/drawing/2016/5/11/chartex" xmlns:cx6="http://schemas.microsoft.com/office/drawing/2016/5/12/chartex" xmlns:cx7="http://schemas.microsoft.com/office/drawing/2016/5/13/chartex" xmlns:cx8="http://schemas.microsoft.com/office/drawing/2016/5/14/chartex" xmlns:mc="http://schemas.openxmlformats.org/markup-compatibility/2006" xmlns:aink="http://schemas.microsoft.com/office/drawing/2016/ink" xmlns:am3d="http://schemas.microsoft.com/office/drawing/2017/model3d" xmlns:o="urn:schemas-microsoft-com:office:office" xmlns:r="http://schemas.openxmlformats.org/officeDocument/2006/relationships" xmlns:m="http://schemas.openxmlformats.org/officeDocument/2006/math" xmlns:v="urn:schemas-microsoft-com:vml" xmlns:wp14="http://schemas.microsoft.com/office/word/2010/wordprocessingDrawing" xmlns:wp="http://schemas.openxmlformats.org/drawingml/2006/wordprocessingDrawing" xmlns:w10="urn:schemas-microsoft-com:office:word" xmlns:w="http://schemas.openxmlformats.org/wordprocessingml/2006/main" xmlns:w14="http://schemas.microsoft.com/office/word/2010/wordml" xmlns:w15="http://schemas.microsoft.com/office/word/2012/wordml" xmlns:w16cex="http://schemas.microsoft.com/office/word/2018/wordml/cex" xmlns:w16cid="http://schemas.microsoft.com/office/word/2016/wordml/cid" xmlns:w16="http://schemas.microsoft.com/office/word/2018/wordml" xmlns:w16sdtdh="http://schemas.microsoft.com/office/word/2020/wordml/sdtdatahash" xmlns:w16se="http://schemas.microsoft.com/office/word/2015/wordml/symex" xmlns:wpg="http://schemas.microsoft.com/office/word/2010/wordprocessingGroup" xmlns:wpi="http://schemas.microsoft.com/office/word/2010/wordprocessingInk" xmlns:wne="http://schemas.microsoft.com/office/word/2006/wordml" xmlns:wps="http://schemas.microsoft.com/office/word/2010/wordprocessingShape" mc:Ignorable="w14 w15 w16se w16cid w16 w16cex w16sdtdh wp14">
+<w:document xmlns:wpc="http://schemas.microsoft.com/office/word/2010/wordprocessingCanvas" xmlns:cx="http://schemas.microsoft.com/office/drawing/2014/chartex" xmlns:cx1="http://schemas.microsoft.com/office/drawing/2015/9/8/chartex" xmlns:cx2="http://schemas.microsoft.com/office/drawing/2015/10/21/chartex" xmlns:cx3="http://schemas.microsoft.com/office/drawing/2016/5/9/chartex" xmlns:cx4="http://schemas.microsoft.com/office/drawing/2016/5/10/chartex" xmlns:cx5="http://schemas.microsoft.com/office/drawing/2016/5/11/chartex" xmlns:cx6="http://schemas.microsoft.com/office/drawing/2016/5/12/chartex" xmlns:cx7="http://schemas.microsoft.com/office/drawing/2016/5/13/chartex" xmlns:cx8="http://schemas.microsoft.com/office/drawing/2016/5/14/chartex" xmlns:mc="http://schemas.openxmlformats.org/markup-compatibility/2006" xmlns:aink="http://schemas.microsoft.com/office/drawing/2016/ink" xmlns:am3d="http://schemas.microsoft.com/office/drawing/2017/model3d" xmlns:o="urn:schemas-microsoft-com:office:office" xmlns:oel="http://schemas.microsoft.com/office/2019/extlst" xmlns:r="http://schemas.openxmlformats.org/officeDocument/2006/relationships" xmlns:m="http://schemas.openxmlformats.org/officeDocument/2006/math" xmlns:v="urn:schemas-microsoft-com:vml" xmlns:wp14="http://schemas.microsoft.com/office/word/2010/wordprocessingDrawing" xmlns:wp="http://schemas.openxmlformats.org/drawingml/2006/wordprocessingDrawing" xmlns:w10="urn:schemas-microsoft-com:office:word" xmlns:w="http://schemas.openxmlformats.org/wordprocessingml/2006/main" xmlns:w14="http://schemas.microsoft.com/office/word/2010/wordml" xmlns:w15="http://schemas.microsoft.com/office/word/2012/wordml" xmlns:w16cex="http://schemas.microsoft.com/office/word/2018/wordml/cex" xmlns:w16cid="http://schemas.microsoft.com/office/word/2016/wordml/cid" xmlns:w16="http://schemas.microsoft.com/office/word/2018/wordml" xmlns:w16du="http://schemas.microsoft.com/office/word/2023/wordml/word16du" xmlns:w16sdtdh="http://schemas.microsoft.com/office/word/2020/wordml/sdtdatahash" xmlns:w16sdtfl="http://schemas.microsoft.com/office/word/2024/wordml/sdtformatlock" xmlns:w16se="http://schemas.microsoft.com/office/word/2015/wordml/symex" xmlns:wpg="http://schemas.microsoft.com/office/word/2010/wordprocessingGroup" xmlns:wpi="http://schemas.microsoft.com/office/word/2010/wordprocessingInk" xmlns:wne="http://schemas.microsoft.com/office/word/2006/wordml" xmlns:wps="http://schemas.microsoft.com/office/word/2010/wordprocessingShape" mc:Ignorable="w14 w15 w16se w16cid w16 w16cex w16sdtdh w16sdtfl w16du wp14">
   <w:body>
     <w:p>
       <w:pPr>
@@ -86,7 +86,7 @@
         <w:rPr>
           <w:rFonts w:eastAsia="Times New Roman" w:cs="Times New Roman"/>
         </w:rPr>
-        <w:t>Full Name(s) of Author(s)</w:t>
+        <w:t>Landry Azanbou, Luke, Matthew</w:t>
       </w:r>
     </w:p>
     <w:p>
@@ -100,7 +100,7 @@
         <w:rPr>
           <w:rFonts w:eastAsia="Times New Roman" w:cs="Times New Roman"/>
         </w:rPr>
-        <w:t>Institution</w:t>
+        <w:t>Utah Valley University</w:t>
       </w:r>
     </w:p>
     <w:p>
@@ -114,21 +114,19 @@
         <w:rPr>
           <w:rFonts w:eastAsia="Times New Roman" w:cs="Times New Roman"/>
         </w:rPr>
-        <w:t xml:space="preserve">Course </w:t>
-      </w:r>
-    </w:p>
-    <w:p>
-      <w:pPr>
-        <w:jc w:val="center"/>
+        <w:t>C</w:t>
+      </w:r>
+      <w:r>
         <w:rPr>
           <w:rFonts w:eastAsia="Times New Roman" w:cs="Times New Roman"/>
         </w:rPr>
-      </w:pPr>
+        <w:t>S2450</w:t>
+      </w:r>
       <w:r>
         <w:rPr>
           <w:rFonts w:eastAsia="Times New Roman" w:cs="Times New Roman"/>
         </w:rPr>
-        <w:t xml:space="preserve">Instructor </w:t>
+        <w:t xml:space="preserve"> </w:t>
       </w:r>
     </w:p>
     <w:p>
@@ -814,6 +812,7 @@
       <w:r>
         <w:rPr>
           <w:rFonts w:ascii="Arial" w:eastAsia="Times New Roman" w:hAnsi="Arial" w:cs="Arial"/>
+          <w:noProof/>
           <w:szCs w:val="24"/>
         </w:rPr>
         <w:lastRenderedPageBreak/>
@@ -1635,7 +1634,23 @@
           <w:rFonts w:ascii="Arial" w:eastAsia="Times New Roman" w:hAnsi="Arial" w:cs="Arial"/>
           <w:szCs w:val="24"/>
         </w:rPr>
-        <w:t xml:space="preserve">Mechanism: The tasks are kept in the memory in the form of </w:t>
+        <w:t xml:space="preserve">Mechanism: The tasks are kept in </w:t>
+      </w:r>
+      <w:proofErr w:type="gramStart"/>
+      <w:r>
+        <w:rPr>
+          <w:rFonts w:ascii="Arial" w:eastAsia="Times New Roman" w:hAnsi="Arial" w:cs="Arial"/>
+          <w:szCs w:val="24"/>
+        </w:rPr>
+        <w:t>the memory</w:t>
+      </w:r>
+      <w:proofErr w:type="gramEnd"/>
+      <w:r>
+        <w:rPr>
+          <w:rFonts w:ascii="Arial" w:eastAsia="Times New Roman" w:hAnsi="Arial" w:cs="Arial"/>
+          <w:szCs w:val="24"/>
+        </w:rPr>
+        <w:t xml:space="preserve"> in the form of </w:t>
       </w:r>
       <w:proofErr w:type="spellStart"/>
       <w:proofErr w:type="gramStart"/>
@@ -1653,7 +1668,23 @@
           <w:rFonts w:ascii="Arial" w:eastAsia="Times New Roman" w:hAnsi="Arial" w:cs="Arial"/>
           <w:szCs w:val="24"/>
         </w:rPr>
-        <w:t xml:space="preserve">. The list is serialize to dictionary format and dumped to </w:t>
+        <w:t xml:space="preserve">. The list is </w:t>
+      </w:r>
+      <w:proofErr w:type="gramStart"/>
+      <w:r>
+        <w:rPr>
+          <w:rFonts w:ascii="Arial" w:eastAsia="Times New Roman" w:hAnsi="Arial" w:cs="Arial"/>
+          <w:szCs w:val="24"/>
+        </w:rPr>
+        <w:t>serialize</w:t>
+      </w:r>
+      <w:proofErr w:type="gramEnd"/>
+      <w:r>
+        <w:rPr>
+          <w:rFonts w:ascii="Arial" w:eastAsia="Times New Roman" w:hAnsi="Arial" w:cs="Arial"/>
+          <w:szCs w:val="24"/>
+        </w:rPr>
+        <w:t xml:space="preserve"> to dictionary format and dumped to </w:t>
       </w:r>
       <w:proofErr w:type="spellStart"/>
       <w:proofErr w:type="gramStart"/>
@@ -1782,6 +1813,7 @@
         <w:t xml:space="preserve"> so that all can begin with empty </w:t>
       </w:r>
       <w:proofErr w:type="spellStart"/>
+      <w:proofErr w:type="gramStart"/>
       <w:r>
         <w:rPr>
           <w:rFonts w:ascii="Arial" w:eastAsia="Times New Roman" w:hAnsi="Arial" w:cs="Arial"/>
@@ -1790,6 +1822,7 @@
         <w:t>data.json</w:t>
       </w:r>
       <w:proofErr w:type="spellEnd"/>
+      <w:proofErr w:type="gramEnd"/>
       <w:r>
         <w:rPr>
           <w:rFonts w:ascii="Arial" w:eastAsia="Times New Roman" w:hAnsi="Arial" w:cs="Arial"/>
@@ -2399,6 +2432,7 @@
           <w:rFonts w:ascii="Arial" w:eastAsia="Times New Roman" w:hAnsi="Arial" w:cs="Arial"/>
           <w:b/>
           <w:bCs/>
+          <w:noProof/>
           <w:szCs w:val="24"/>
         </w:rPr>
         <w:lastRenderedPageBreak/>
@@ -2977,6 +3011,7 @@
           <w:rFonts w:ascii="Arial" w:eastAsia="Times New Roman" w:hAnsi="Arial" w:cs="Arial"/>
           <w:b/>
           <w:bCs/>
+          <w:noProof/>
           <w:szCs w:val="24"/>
         </w:rPr>
         <w:drawing>
@@ -3124,7 +3159,7 @@
 </file>
 
 <file path=word/endnotes.xml><?xml version="1.0" encoding="utf-8"?>
-<w:endnotes xmlns:wpc="http://schemas.microsoft.com/office/word/2010/wordprocessingCanvas" xmlns:cx="http://schemas.microsoft.com/office/drawing/2014/chartex" xmlns:cx1="http://schemas.microsoft.com/office/drawing/2015/9/8/chartex" xmlns:cx2="http://schemas.microsoft.com/office/drawing/2015/10/21/chartex" xmlns:cx3="http://schemas.microsoft.com/office/drawing/2016/5/9/chartex" xmlns:cx4="http://schemas.microsoft.com/office/drawing/2016/5/10/chartex" xmlns:cx5="http://schemas.microsoft.com/office/drawing/2016/5/11/chartex" xmlns:cx6="http://schemas.microsoft.com/office/drawing/2016/5/12/chartex" xmlns:cx7="http://schemas.microsoft.com/office/drawing/2016/5/13/chartex" xmlns:cx8="http://schemas.microsoft.com/office/drawing/2016/5/14/chartex" xmlns:mc="http://schemas.openxmlformats.org/markup-compatibility/2006" xmlns:aink="http://schemas.microsoft.com/office/drawing/2016/ink" xmlns:am3d="http://schemas.microsoft.com/office/drawing/2017/model3d" xmlns:o="urn:schemas-microsoft-com:office:office" xmlns:r="http://schemas.openxmlformats.org/officeDocument/2006/relationships" xmlns:m="http://schemas.openxmlformats.org/officeDocument/2006/math" xmlns:v="urn:schemas-microsoft-com:vml" xmlns:wp14="http://schemas.microsoft.com/office/word/2010/wordprocessingDrawing" xmlns:wp="http://schemas.openxmlformats.org/drawingml/2006/wordprocessingDrawing" xmlns:w10="urn:schemas-microsoft-com:office:word" xmlns:w="http://schemas.openxmlformats.org/wordprocessingml/2006/main" xmlns:w14="http://schemas.microsoft.com/office/word/2010/wordml" xmlns:w15="http://schemas.microsoft.com/office/word/2012/wordml" xmlns:w16cex="http://schemas.microsoft.com/office/word/2018/wordml/cex" xmlns:w16cid="http://schemas.microsoft.com/office/word/2016/wordml/cid" xmlns:w16="http://schemas.microsoft.com/office/word/2018/wordml" xmlns:w16sdtdh="http://schemas.microsoft.com/office/word/2020/wordml/sdtdatahash" xmlns:w16se="http://schemas.microsoft.com/office/word/2015/wordml/symex" xmlns:wpg="http://schemas.microsoft.com/office/word/2010/wordprocessingGroup" xmlns:wpi="http://schemas.microsoft.com/office/word/2010/wordprocessingInk" xmlns:wne="http://schemas.microsoft.com/office/word/2006/wordml" xmlns:wps="http://schemas.microsoft.com/office/word/2010/wordprocessingShape" mc:Ignorable="w14 w15 w16se w16cid w16 w16cex w16sdtdh wp14">
+<w:endnotes xmlns:wpc="http://schemas.microsoft.com/office/word/2010/wordprocessingCanvas" xmlns:cx="http://schemas.microsoft.com/office/drawing/2014/chartex" xmlns:cx1="http://schemas.microsoft.com/office/drawing/2015/9/8/chartex" xmlns:cx2="http://schemas.microsoft.com/office/drawing/2015/10/21/chartex" xmlns:cx3="http://schemas.microsoft.com/office/drawing/2016/5/9/chartex" xmlns:cx4="http://schemas.microsoft.com/office/drawing/2016/5/10/chartex" xmlns:cx5="http://schemas.microsoft.com/office/drawing/2016/5/11/chartex" xmlns:cx6="http://schemas.microsoft.com/office/drawing/2016/5/12/chartex" xmlns:cx7="http://schemas.microsoft.com/office/drawing/2016/5/13/chartex" xmlns:cx8="http://schemas.microsoft.com/office/drawing/2016/5/14/chartex" xmlns:mc="http://schemas.openxmlformats.org/markup-compatibility/2006" xmlns:aink="http://schemas.microsoft.com/office/drawing/2016/ink" xmlns:am3d="http://schemas.microsoft.com/office/drawing/2017/model3d" xmlns:o="urn:schemas-microsoft-com:office:office" xmlns:oel="http://schemas.microsoft.com/office/2019/extlst" xmlns:r="http://schemas.openxmlformats.org/officeDocument/2006/relationships" xmlns:m="http://schemas.openxmlformats.org/officeDocument/2006/math" xmlns:v="urn:schemas-microsoft-com:vml" xmlns:wp14="http://schemas.microsoft.com/office/word/2010/wordprocessingDrawing" xmlns:wp="http://schemas.openxmlformats.org/drawingml/2006/wordprocessingDrawing" xmlns:w10="urn:schemas-microsoft-com:office:word" xmlns:w="http://schemas.openxmlformats.org/wordprocessingml/2006/main" xmlns:w14="http://schemas.microsoft.com/office/word/2010/wordml" xmlns:w15="http://schemas.microsoft.com/office/word/2012/wordml" xmlns:w16cex="http://schemas.microsoft.com/office/word/2018/wordml/cex" xmlns:w16cid="http://schemas.microsoft.com/office/word/2016/wordml/cid" xmlns:w16="http://schemas.microsoft.com/office/word/2018/wordml" xmlns:w16du="http://schemas.microsoft.com/office/word/2023/wordml/word16du" xmlns:w16sdtdh="http://schemas.microsoft.com/office/word/2020/wordml/sdtdatahash" xmlns:w16sdtfl="http://schemas.microsoft.com/office/word/2024/wordml/sdtformatlock" xmlns:w16se="http://schemas.microsoft.com/office/word/2015/wordml/symex" xmlns:wpg="http://schemas.microsoft.com/office/word/2010/wordprocessingGroup" xmlns:wpi="http://schemas.microsoft.com/office/word/2010/wordprocessingInk" xmlns:wne="http://schemas.microsoft.com/office/word/2006/wordml" xmlns:wps="http://schemas.microsoft.com/office/word/2010/wordprocessingShape" mc:Ignorable="w14 w15 w16se w16cid w16 w16cex w16sdtdh w16sdtfl w16du wp14">
   <w:endnote w:type="separator" w:id="-1">
     <w:p>
       <w:pPr>
@@ -3149,7 +3184,7 @@
 </file>
 
 <file path=word/footnotes.xml><?xml version="1.0" encoding="utf-8"?>
-<w:footnotes xmlns:wpc="http://schemas.microsoft.com/office/word/2010/wordprocessingCanvas" xmlns:cx="http://schemas.microsoft.com/office/drawing/2014/chartex" xmlns:cx1="http://schemas.microsoft.com/office/drawing/2015/9/8/chartex" xmlns:cx2="http://schemas.microsoft.com/office/drawing/2015/10/21/chartex" xmlns:cx3="http://schemas.microsoft.com/office/drawing/2016/5/9/chartex" xmlns:cx4="http://schemas.microsoft.com/office/drawing/2016/5/10/chartex" xmlns:cx5="http://schemas.microsoft.com/office/drawing/2016/5/11/chartex" xmlns:cx6="http://schemas.microsoft.com/office/drawing/2016/5/12/chartex" xmlns:cx7="http://schemas.microsoft.com/office/drawing/2016/5/13/chartex" xmlns:cx8="http://schemas.microsoft.com/office/drawing/2016/5/14/chartex" xmlns:mc="http://schemas.openxmlformats.org/markup-compatibility/2006" xmlns:aink="http://schemas.microsoft.com/office/drawing/2016/ink" xmlns:am3d="http://schemas.microsoft.com/office/drawing/2017/model3d" xmlns:o="urn:schemas-microsoft-com:office:office" xmlns:r="http://schemas.openxmlformats.org/officeDocument/2006/relationships" xmlns:m="http://schemas.openxmlformats.org/officeDocument/2006/math" xmlns:v="urn:schemas-microsoft-com:vml" xmlns:wp14="http://schemas.microsoft.com/office/word/2010/wordprocessingDrawing" xmlns:wp="http://schemas.openxmlformats.org/drawingml/2006/wordprocessingDrawing" xmlns:w10="urn:schemas-microsoft-com:office:word" xmlns:w="http://schemas.openxmlformats.org/wordprocessingml/2006/main" xmlns:w14="http://schemas.microsoft.com/office/word/2010/wordml" xmlns:w15="http://schemas.microsoft.com/office/word/2012/wordml" xmlns:w16cex="http://schemas.microsoft.com/office/word/2018/wordml/cex" xmlns:w16cid="http://schemas.microsoft.com/office/word/2016/wordml/cid" xmlns:w16="http://schemas.microsoft.com/office/word/2018/wordml" xmlns:w16sdtdh="http://schemas.microsoft.com/office/word/2020/wordml/sdtdatahash" xmlns:w16se="http://schemas.microsoft.com/office/word/2015/wordml/symex" xmlns:wpg="http://schemas.microsoft.com/office/word/2010/wordprocessingGroup" xmlns:wpi="http://schemas.microsoft.com/office/word/2010/wordprocessingInk" xmlns:wne="http://schemas.microsoft.com/office/word/2006/wordml" xmlns:wps="http://schemas.microsoft.com/office/word/2010/wordprocessingShape" mc:Ignorable="w14 w15 w16se w16cid w16 w16cex w16sdtdh wp14">
+<w:footnotes xmlns:wpc="http://schemas.microsoft.com/office/word/2010/wordprocessingCanvas" xmlns:cx="http://schemas.microsoft.com/office/drawing/2014/chartex" xmlns:cx1="http://schemas.microsoft.com/office/drawing/2015/9/8/chartex" xmlns:cx2="http://schemas.microsoft.com/office/drawing/2015/10/21/chartex" xmlns:cx3="http://schemas.microsoft.com/office/drawing/2016/5/9/chartex" xmlns:cx4="http://schemas.microsoft.com/office/drawing/2016/5/10/chartex" xmlns:cx5="http://schemas.microsoft.com/office/drawing/2016/5/11/chartex" xmlns:cx6="http://schemas.microsoft.com/office/drawing/2016/5/12/chartex" xmlns:cx7="http://schemas.microsoft.com/office/drawing/2016/5/13/chartex" xmlns:cx8="http://schemas.microsoft.com/office/drawing/2016/5/14/chartex" xmlns:mc="http://schemas.openxmlformats.org/markup-compatibility/2006" xmlns:aink="http://schemas.microsoft.com/office/drawing/2016/ink" xmlns:am3d="http://schemas.microsoft.com/office/drawing/2017/model3d" xmlns:o="urn:schemas-microsoft-com:office:office" xmlns:oel="http://schemas.microsoft.com/office/2019/extlst" xmlns:r="http://schemas.openxmlformats.org/officeDocument/2006/relationships" xmlns:m="http://schemas.openxmlformats.org/officeDocument/2006/math" xmlns:v="urn:schemas-microsoft-com:vml" xmlns:wp14="http://schemas.microsoft.com/office/word/2010/wordprocessingDrawing" xmlns:wp="http://schemas.openxmlformats.org/drawingml/2006/wordprocessingDrawing" xmlns:w10="urn:schemas-microsoft-com:office:word" xmlns:w="http://schemas.openxmlformats.org/wordprocessingml/2006/main" xmlns:w14="http://schemas.microsoft.com/office/word/2010/wordml" xmlns:w15="http://schemas.microsoft.com/office/word/2012/wordml" xmlns:w16cex="http://schemas.microsoft.com/office/word/2018/wordml/cex" xmlns:w16cid="http://schemas.microsoft.com/office/word/2016/wordml/cid" xmlns:w16="http://schemas.microsoft.com/office/word/2018/wordml" xmlns:w16du="http://schemas.microsoft.com/office/word/2023/wordml/word16du" xmlns:w16sdtdh="http://schemas.microsoft.com/office/word/2020/wordml/sdtdatahash" xmlns:w16sdtfl="http://schemas.microsoft.com/office/word/2024/wordml/sdtformatlock" xmlns:w16se="http://schemas.microsoft.com/office/word/2015/wordml/symex" xmlns:wpg="http://schemas.microsoft.com/office/word/2010/wordprocessingGroup" xmlns:wpi="http://schemas.microsoft.com/office/word/2010/wordprocessingInk" xmlns:wne="http://schemas.microsoft.com/office/word/2006/wordml" xmlns:wps="http://schemas.microsoft.com/office/word/2010/wordprocessingShape" mc:Ignorable="w14 w15 w16se w16cid w16 w16cex w16sdtdh w16sdtfl w16du wp14">
   <w:footnote w:type="separator" w:id="-1">
     <w:p>
       <w:pPr>
@@ -3174,7 +3209,7 @@
 </file>
 
 <file path=word/header1.xml><?xml version="1.0" encoding="utf-8"?>
-<w:hdr xmlns:wpc="http://schemas.microsoft.com/office/word/2010/wordprocessingCanvas" xmlns:cx="http://schemas.microsoft.com/office/drawing/2014/chartex" xmlns:cx1="http://schemas.microsoft.com/office/drawing/2015/9/8/chartex" xmlns:cx2="http://schemas.microsoft.com/office/drawing/2015/10/21/chartex" xmlns:cx3="http://schemas.microsoft.com/office/drawing/2016/5/9/chartex" xmlns:cx4="http://schemas.microsoft.com/office/drawing/2016/5/10/chartex" xmlns:cx5="http://schemas.microsoft.com/office/drawing/2016/5/11/chartex" xmlns:cx6="http://schemas.microsoft.com/office/drawing/2016/5/12/chartex" xmlns:cx7="http://schemas.microsoft.com/office/drawing/2016/5/13/chartex" xmlns:cx8="http://schemas.microsoft.com/office/drawing/2016/5/14/chartex" xmlns:mc="http://schemas.openxmlformats.org/markup-compatibility/2006" xmlns:aink="http://schemas.microsoft.com/office/drawing/2016/ink" xmlns:am3d="http://schemas.microsoft.com/office/drawing/2017/model3d" xmlns:o="urn:schemas-microsoft-com:office:office" xmlns:r="http://schemas.openxmlformats.org/officeDocument/2006/relationships" xmlns:m="http://schemas.openxmlformats.org/officeDocument/2006/math" xmlns:v="urn:schemas-microsoft-com:vml" xmlns:wp14="http://schemas.microsoft.com/office/word/2010/wordprocessingDrawing" xmlns:wp="http://schemas.openxmlformats.org/drawingml/2006/wordprocessingDrawing" xmlns:w10="urn:schemas-microsoft-com:office:word" xmlns:w="http://schemas.openxmlformats.org/wordprocessingml/2006/main" xmlns:w14="http://schemas.microsoft.com/office/word/2010/wordml" xmlns:w15="http://schemas.microsoft.com/office/word/2012/wordml" xmlns:w16cex="http://schemas.microsoft.com/office/word/2018/wordml/cex" xmlns:w16cid="http://schemas.microsoft.com/office/word/2016/wordml/cid" xmlns:w16="http://schemas.microsoft.com/office/word/2018/wordml" xmlns:w16sdtdh="http://schemas.microsoft.com/office/word/2020/wordml/sdtdatahash" xmlns:w16se="http://schemas.microsoft.com/office/word/2015/wordml/symex" xmlns:wpg="http://schemas.microsoft.com/office/word/2010/wordprocessingGroup" xmlns:wpi="http://schemas.microsoft.com/office/word/2010/wordprocessingInk" xmlns:wne="http://schemas.microsoft.com/office/word/2006/wordml" xmlns:wps="http://schemas.microsoft.com/office/word/2010/wordprocessingShape" mc:Ignorable="w14 w15 w16se w16cid w16 w16cex w16sdtdh wp14">
+<w:hdr xmlns:wpc="http://schemas.microsoft.com/office/word/2010/wordprocessingCanvas" xmlns:cx="http://schemas.microsoft.com/office/drawing/2014/chartex" xmlns:cx1="http://schemas.microsoft.com/office/drawing/2015/9/8/chartex" xmlns:cx2="http://schemas.microsoft.com/office/drawing/2015/10/21/chartex" xmlns:cx3="http://schemas.microsoft.com/office/drawing/2016/5/9/chartex" xmlns:cx4="http://schemas.microsoft.com/office/drawing/2016/5/10/chartex" xmlns:cx5="http://schemas.microsoft.com/office/drawing/2016/5/11/chartex" xmlns:cx6="http://schemas.microsoft.com/office/drawing/2016/5/12/chartex" xmlns:cx7="http://schemas.microsoft.com/office/drawing/2016/5/13/chartex" xmlns:cx8="http://schemas.microsoft.com/office/drawing/2016/5/14/chartex" xmlns:mc="http://schemas.openxmlformats.org/markup-compatibility/2006" xmlns:aink="http://schemas.microsoft.com/office/drawing/2016/ink" xmlns:am3d="http://schemas.microsoft.com/office/drawing/2017/model3d" xmlns:o="urn:schemas-microsoft-com:office:office" xmlns:oel="http://schemas.microsoft.com/office/2019/extlst" xmlns:r="http://schemas.openxmlformats.org/officeDocument/2006/relationships" xmlns:m="http://schemas.openxmlformats.org/officeDocument/2006/math" xmlns:v="urn:schemas-microsoft-com:vml" xmlns:wp14="http://schemas.microsoft.com/office/word/2010/wordprocessingDrawing" xmlns:wp="http://schemas.openxmlformats.org/drawingml/2006/wordprocessingDrawing" xmlns:w10="urn:schemas-microsoft-com:office:word" xmlns:w="http://schemas.openxmlformats.org/wordprocessingml/2006/main" xmlns:w14="http://schemas.microsoft.com/office/word/2010/wordml" xmlns:w15="http://schemas.microsoft.com/office/word/2012/wordml" xmlns:w16cex="http://schemas.microsoft.com/office/word/2018/wordml/cex" xmlns:w16cid="http://schemas.microsoft.com/office/word/2016/wordml/cid" xmlns:w16="http://schemas.microsoft.com/office/word/2018/wordml" xmlns:w16du="http://schemas.microsoft.com/office/word/2023/wordml/word16du" xmlns:w16sdtdh="http://schemas.microsoft.com/office/word/2020/wordml/sdtdatahash" xmlns:w16sdtfl="http://schemas.microsoft.com/office/word/2024/wordml/sdtformatlock" xmlns:w16se="http://schemas.microsoft.com/office/word/2015/wordml/symex" xmlns:wpg="http://schemas.microsoft.com/office/word/2010/wordprocessingGroup" xmlns:wpi="http://schemas.microsoft.com/office/word/2010/wordprocessingInk" xmlns:wne="http://schemas.microsoft.com/office/word/2006/wordml" xmlns:wps="http://schemas.microsoft.com/office/word/2010/wordprocessingShape" mc:Ignorable="w14 w15 w16se w16cid w16 w16cex w16sdtdh w16sdtfl w16du wp14">
   <w:sdt>
     <w:sdtPr>
       <w:id w:val="-1896043824"/>
@@ -3227,7 +3262,7 @@
 </file>
 
 <file path=word/numbering.xml><?xml version="1.0" encoding="utf-8"?>
-<w:numbering xmlns:wpc="http://schemas.microsoft.com/office/word/2010/wordprocessingCanvas" xmlns:cx="http://schemas.microsoft.com/office/drawing/2014/chartex" xmlns:cx1="http://schemas.microsoft.com/office/drawing/2015/9/8/chartex" xmlns:cx2="http://schemas.microsoft.com/office/drawing/2015/10/21/chartex" xmlns:cx3="http://schemas.microsoft.com/office/drawing/2016/5/9/chartex" xmlns:cx4="http://schemas.microsoft.com/office/drawing/2016/5/10/chartex" xmlns:cx5="http://schemas.microsoft.com/office/drawing/2016/5/11/chartex" xmlns:cx6="http://schemas.microsoft.com/office/drawing/2016/5/12/chartex" xmlns:cx7="http://schemas.microsoft.com/office/drawing/2016/5/13/chartex" xmlns:cx8="http://schemas.microsoft.com/office/drawing/2016/5/14/chartex" xmlns:mc="http://schemas.openxmlformats.org/markup-compatibility/2006" xmlns:aink="http://schemas.microsoft.com/office/drawing/2016/ink" xmlns:am3d="http://schemas.microsoft.com/office/drawing/2017/model3d" xmlns:o="urn:schemas-microsoft-com:office:office" xmlns:r="http://schemas.openxmlformats.org/officeDocument/2006/relationships" xmlns:m="http://schemas.openxmlformats.org/officeDocument/2006/math" xmlns:v="urn:schemas-microsoft-com:vml" xmlns:wp14="http://schemas.microsoft.com/office/word/2010/wordprocessingDrawing" xmlns:wp="http://schemas.openxmlformats.org/drawingml/2006/wordprocessingDrawing" xmlns:w10="urn:schemas-microsoft-com:office:word" xmlns:w="http://schemas.openxmlformats.org/wordprocessingml/2006/main" xmlns:w14="http://schemas.microsoft.com/office/word/2010/wordml" xmlns:w15="http://schemas.microsoft.com/office/word/2012/wordml" xmlns:w16cex="http://schemas.microsoft.com/office/word/2018/wordml/cex" xmlns:w16cid="http://schemas.microsoft.com/office/word/2016/wordml/cid" xmlns:w16="http://schemas.microsoft.com/office/word/2018/wordml" xmlns:w16sdtdh="http://schemas.microsoft.com/office/word/2020/wordml/sdtdatahash" xmlns:w16se="http://schemas.microsoft.com/office/word/2015/wordml/symex" xmlns:wpg="http://schemas.microsoft.com/office/word/2010/wordprocessingGroup" xmlns:wpi="http://schemas.microsoft.com/office/word/2010/wordprocessingInk" xmlns:wne="http://schemas.microsoft.com/office/word/2006/wordml" xmlns:wps="http://schemas.microsoft.com/office/word/2010/wordprocessingShape" mc:Ignorable="w14 w15 w16se w16cid w16 w16cex w16sdtdh wp14">
+<w:numbering xmlns:wpc="http://schemas.microsoft.com/office/word/2010/wordprocessingCanvas" xmlns:cx="http://schemas.microsoft.com/office/drawing/2014/chartex" xmlns:cx1="http://schemas.microsoft.com/office/drawing/2015/9/8/chartex" xmlns:cx2="http://schemas.microsoft.com/office/drawing/2015/10/21/chartex" xmlns:cx3="http://schemas.microsoft.com/office/drawing/2016/5/9/chartex" xmlns:cx4="http://schemas.microsoft.com/office/drawing/2016/5/10/chartex" xmlns:cx5="http://schemas.microsoft.com/office/drawing/2016/5/11/chartex" xmlns:cx6="http://schemas.microsoft.com/office/drawing/2016/5/12/chartex" xmlns:cx7="http://schemas.microsoft.com/office/drawing/2016/5/13/chartex" xmlns:cx8="http://schemas.microsoft.com/office/drawing/2016/5/14/chartex" xmlns:mc="http://schemas.openxmlformats.org/markup-compatibility/2006" xmlns:aink="http://schemas.microsoft.com/office/drawing/2016/ink" xmlns:am3d="http://schemas.microsoft.com/office/drawing/2017/model3d" xmlns:o="urn:schemas-microsoft-com:office:office" xmlns:oel="http://schemas.microsoft.com/office/2019/extlst" xmlns:r="http://schemas.openxmlformats.org/officeDocument/2006/relationships" xmlns:m="http://schemas.openxmlformats.org/officeDocument/2006/math" xmlns:v="urn:schemas-microsoft-com:vml" xmlns:wp14="http://schemas.microsoft.com/office/word/2010/wordprocessingDrawing" xmlns:wp="http://schemas.openxmlformats.org/drawingml/2006/wordprocessingDrawing" xmlns:w10="urn:schemas-microsoft-com:office:word" xmlns:w="http://schemas.openxmlformats.org/wordprocessingml/2006/main" xmlns:w14="http://schemas.microsoft.com/office/word/2010/wordml" xmlns:w15="http://schemas.microsoft.com/office/word/2012/wordml" xmlns:w16cex="http://schemas.microsoft.com/office/word/2018/wordml/cex" xmlns:w16cid="http://schemas.microsoft.com/office/word/2016/wordml/cid" xmlns:w16="http://schemas.microsoft.com/office/word/2018/wordml" xmlns:w16du="http://schemas.microsoft.com/office/word/2023/wordml/word16du" xmlns:w16sdtdh="http://schemas.microsoft.com/office/word/2020/wordml/sdtdatahash" xmlns:w16sdtfl="http://schemas.microsoft.com/office/word/2024/wordml/sdtformatlock" xmlns:w16se="http://schemas.microsoft.com/office/word/2015/wordml/symex" xmlns:wpg="http://schemas.microsoft.com/office/word/2010/wordprocessingGroup" xmlns:wpi="http://schemas.microsoft.com/office/word/2010/wordprocessingInk" xmlns:wne="http://schemas.microsoft.com/office/word/2006/wordml" xmlns:wps="http://schemas.microsoft.com/office/word/2010/wordprocessingShape" mc:Ignorable="w14 w15 w16se w16cid w16 w16cex w16sdtdh w16sdtfl w16du wp14">
   <w:abstractNum w:abstractNumId="0" w15:restartNumberingAfterBreak="0">
     <w:nsid w:val="02D679CD"/>
     <w:multiLevelType w:val="hybridMultilevel"/>
@@ -4422,38 +4457,38 @@
       </w:rPr>
     </w:lvl>
   </w:abstractNum>
-  <w:num w:numId="1">
+  <w:num w:numId="1" w16cid:durableId="1616476327">
     <w:abstractNumId w:val="4"/>
   </w:num>
-  <w:num w:numId="2">
+  <w:num w:numId="2" w16cid:durableId="548691019">
     <w:abstractNumId w:val="8"/>
   </w:num>
-  <w:num w:numId="3">
+  <w:num w:numId="3" w16cid:durableId="1345859685">
     <w:abstractNumId w:val="3"/>
   </w:num>
-  <w:num w:numId="4">
+  <w:num w:numId="4" w16cid:durableId="30425357">
     <w:abstractNumId w:val="1"/>
   </w:num>
-  <w:num w:numId="5">
+  <w:num w:numId="5" w16cid:durableId="369889460">
     <w:abstractNumId w:val="6"/>
   </w:num>
-  <w:num w:numId="6">
+  <w:num w:numId="6" w16cid:durableId="73553531">
     <w:abstractNumId w:val="0"/>
   </w:num>
-  <w:num w:numId="7">
+  <w:num w:numId="7" w16cid:durableId="1956474283">
     <w:abstractNumId w:val="7"/>
   </w:num>
-  <w:num w:numId="8">
+  <w:num w:numId="8" w16cid:durableId="679701666">
     <w:abstractNumId w:val="5"/>
   </w:num>
-  <w:num w:numId="9">
+  <w:num w:numId="9" w16cid:durableId="1371957112">
     <w:abstractNumId w:val="2"/>
   </w:num>
 </w:numbering>
 </file>
 
 <file path=word/styles.xml><?xml version="1.0" encoding="utf-8"?>
-<w:styles xmlns:mc="http://schemas.openxmlformats.org/markup-compatibility/2006" xmlns:r="http://schemas.openxmlformats.org/officeDocument/2006/relationships" xmlns:w="http://schemas.openxmlformats.org/wordprocessingml/2006/main" xmlns:w14="http://schemas.microsoft.com/office/word/2010/wordml" xmlns:w15="http://schemas.microsoft.com/office/word/2012/wordml" xmlns:w16cex="http://schemas.microsoft.com/office/word/2018/wordml/cex" xmlns:w16cid="http://schemas.microsoft.com/office/word/2016/wordml/cid" xmlns:w16="http://schemas.microsoft.com/office/word/2018/wordml" xmlns:w16sdtdh="http://schemas.microsoft.com/office/word/2020/wordml/sdtdatahash" xmlns:w16se="http://schemas.microsoft.com/office/word/2015/wordml/symex" mc:Ignorable="w14 w15 w16se w16cid w16 w16cex w16sdtdh">
+<w:styles xmlns:mc="http://schemas.openxmlformats.org/markup-compatibility/2006" xmlns:r="http://schemas.openxmlformats.org/officeDocument/2006/relationships" xmlns:w="http://schemas.openxmlformats.org/wordprocessingml/2006/main" xmlns:w14="http://schemas.microsoft.com/office/word/2010/wordml" xmlns:w15="http://schemas.microsoft.com/office/word/2012/wordml" xmlns:w16cex="http://schemas.microsoft.com/office/word/2018/wordml/cex" xmlns:w16cid="http://schemas.microsoft.com/office/word/2016/wordml/cid" xmlns:w16="http://schemas.microsoft.com/office/word/2018/wordml" xmlns:w16du="http://schemas.microsoft.com/office/word/2023/wordml/word16du" xmlns:w16sdtdh="http://schemas.microsoft.com/office/word/2020/wordml/sdtdatahash" xmlns:w16sdtfl="http://schemas.microsoft.com/office/word/2024/wordml/sdtformatlock" xmlns:w16se="http://schemas.microsoft.com/office/word/2015/wordml/symex" mc:Ignorable="w14 w15 w16se w16cid w16 w16cex w16sdtdh w16sdtfl w16du">
   <w:docDefaults>
     <w:rPrDefault>
       <w:rPr>
